--- a/public/fun/forms/이력서_생산·품질관리_10_JSONResume형.docx
+++ b/public/fun/forms/이력서_생산·품질관리_10_JSONResume형.docx
@@ -345,7 +345,7 @@
           <w:color w:val="545F6E"/>
           <w:sz w:val="17"/>
         </w:rPr>
-        <w:t>certificates</w:t>
+        <w:t>education</w:t>
       </w:r>
       <w:r>
         <w:rPr>
@@ -354,7 +354,7 @@
           <w:color w:val="2F3741"/>
           <w:sz w:val="22"/>
         </w:rPr>
-        <w:t xml:space="preserve">   기능 · 기술 자격</w:t>
+        <w:t xml:space="preserve">   안전 · 교육 이수</w:t>
       </w:r>
     </w:p>
     <w:tbl>
@@ -380,9 +380,8 @@
       </w:tblPr>
       <w:tblGrid>
         <w:gridCol w:w="2070"/>
-        <w:gridCol w:w="2760"/>
-        <w:gridCol w:w="2760"/>
-        <w:gridCol w:w="2760"/>
+        <w:gridCol w:w="4140"/>
+        <w:gridCol w:w="4140"/>
       </w:tblGrid>
       <w:tr>
         <w:trPr>
@@ -406,13 +405,13 @@
                 <w:color w:val="2F3741"/>
                 <w:sz w:val="19"/>
               </w:rPr>
-              <w:t>취득일</w:t>
+              <w:t>일 자</w:t>
             </w:r>
           </w:p>
         </w:tc>
         <w:tc>
           <w:tcPr>
-            <w:tcW w:type="dxa" w:w="2760"/>
+            <w:tcW w:type="dxa" w:w="4140"/>
             <w:shd w:val="clear" w:color="auto" w:fill="F3F3F5"/>
             <w:vAlign w:val="center"/>
           </w:tcPr>
@@ -427,13 +426,13 @@
                 <w:color w:val="2F3741"/>
                 <w:sz w:val="19"/>
               </w:rPr>
-              <w:t>자격명</w:t>
+              <w:t>교육명</w:t>
             </w:r>
           </w:p>
         </w:tc>
         <w:tc>
           <w:tcPr>
-            <w:tcW w:type="dxa" w:w="2760"/>
+            <w:tcW w:type="dxa" w:w="4140"/>
             <w:shd w:val="clear" w:color="auto" w:fill="F3F3F5"/>
             <w:vAlign w:val="center"/>
           </w:tcPr>
@@ -448,28 +447,7 @@
                 <w:color w:val="2F3741"/>
                 <w:sz w:val="19"/>
               </w:rPr>
-              <w:t>발급 기관</w:t>
-            </w:r>
-          </w:p>
-        </w:tc>
-        <w:tc>
-          <w:tcPr>
-            <w:tcW w:type="dxa" w:w="2760"/>
-            <w:shd w:val="clear" w:color="auto" w:fill="F3F3F5"/>
-            <w:vAlign w:val="center"/>
-          </w:tcPr>
-          <w:p>
-            <w:pPr>
-              <w:spacing w:before="0" w:after="0"/>
-              <w:jc w:val="center"/>
-            </w:pPr>
-            <w:r>
-              <w:rPr>
-                <w:b/>
-                <w:color w:val="2F3741"/>
-                <w:sz w:val="19"/>
-              </w:rPr>
-              <w:t>등 급</w:t>
+              <w:t>기 관</w:t>
             </w:r>
           </w:p>
         </w:tc>
@@ -484,25 +462,30 @@
             <w:tcW w:type="dxa" w:w="2070"/>
             <w:vAlign w:val="center"/>
           </w:tcPr>
-          <w:p/>
+          <w:p>
+            <w:pPr>
+              <w:spacing w:before="0" w:after="0"/>
+              <w:jc w:val="left"/>
+            </w:pPr>
+            <w:r>
+              <w:rPr>
+                <w:color w:val="A9B0B8"/>
+                <w:sz w:val="16"/>
+              </w:rPr>
+              <w:t>예) 2024.06.</w:t>
+            </w:r>
+          </w:p>
         </w:tc>
         <w:tc>
           <w:tcPr>
-            <w:tcW w:type="dxa" w:w="2760"/>
+            <w:tcW w:type="dxa" w:w="4140"/>
             <w:vAlign w:val="center"/>
           </w:tcPr>
           <w:p/>
         </w:tc>
         <w:tc>
           <w:tcPr>
-            <w:tcW w:type="dxa" w:w="2760"/>
-            <w:vAlign w:val="center"/>
-          </w:tcPr>
-          <w:p/>
-        </w:tc>
-        <w:tc>
-          <w:tcPr>
-            <w:tcW w:type="dxa" w:w="2760"/>
+            <w:tcW w:type="dxa" w:w="4140"/>
             <w:vAlign w:val="center"/>
           </w:tcPr>
           <w:p/>
@@ -522,24 +505,203 @@
         </w:tc>
         <w:tc>
           <w:tcPr>
-            <w:tcW w:type="dxa" w:w="2760"/>
+            <w:tcW w:type="dxa" w:w="4140"/>
             <w:vAlign w:val="center"/>
           </w:tcPr>
           <w:p/>
         </w:tc>
         <w:tc>
           <w:tcPr>
-            <w:tcW w:type="dxa" w:w="2760"/>
+            <w:tcW w:type="dxa" w:w="4140"/>
             <w:vAlign w:val="center"/>
           </w:tcPr>
           <w:p/>
         </w:tc>
+      </w:tr>
+    </w:tbl>
+    <w:p>
+      <w:pPr>
+        <w:keepNext/>
+        <w:pBdr>
+          <w:bottom w:val="single" w:sz="6" w:space="3" w:color="C7CBD1"/>
+        </w:pBdr>
+        <w:spacing w:before="240" w:after="80"/>
+        <w:jc w:val="left"/>
+      </w:pPr>
+      <w:r>
+        <w:rPr>
+          <w:b/>
+          <w:color w:val="545F6E"/>
+          <w:sz w:val="17"/>
+        </w:rPr>
+        <w:t>education</w:t>
+      </w:r>
+      <w:r>
+        <w:rPr>
+          <w:rFonts w:ascii="맑은 고딕" w:hAnsi="맑은 고딕" w:eastAsia="맑은 고딕" w:cs="맑은 고딕"/>
+          <w:b/>
+          <w:color w:val="2F3741"/>
+          <w:sz w:val="22"/>
+        </w:rPr>
+        <w:t xml:space="preserve">   학 력</w:t>
+      </w:r>
+    </w:p>
+    <w:tbl>
+      <w:tblPr>
+        <w:tblW w:w="10350" w:type="dxa"/>
+        <w:jc w:val="left"/>
+        <w:tblBorders>
+          <w:top w:val="single" w:sz="4" w:space="0" w:color="C7CBD1"/>
+          <w:left w:val="single" w:sz="4" w:space="0" w:color="C7CBD1"/>
+          <w:bottom w:val="single" w:sz="4" w:space="0" w:color="C7CBD1"/>
+          <w:right w:val="single" w:sz="4" w:space="0" w:color="C7CBD1"/>
+          <w:insideH w:val="single" w:sz="4" w:space="0" w:color="C7CBD1"/>
+          <w:insideV w:val="single" w:sz="4" w:space="0" w:color="C7CBD1"/>
+        </w:tblBorders>
+        <w:tblLayout w:type="fixed"/>
+        <w:tblCellMar>
+          <w:top w:w="40" w:type="dxa"/>
+          <w:left w:w="80" w:type="dxa"/>
+          <w:bottom w:w="40" w:type="dxa"/>
+          <w:right w:w="80" w:type="dxa"/>
+        </w:tblCellMar>
+        <w:tblLook w:firstColumn="1" w:firstRow="1" w:lastColumn="0" w:lastRow="0" w:noHBand="0" w:noVBand="1" w:val="04A0"/>
+      </w:tblPr>
+      <w:tblGrid>
+        <w:gridCol w:w="2070"/>
+        <w:gridCol w:w="4140"/>
+        <w:gridCol w:w="4140"/>
+      </w:tblGrid>
+      <w:tr>
+        <w:trPr>
+          <w:trHeight w:val="420" w:hRule="atLeast"/>
+          <w:cantSplit/>
+        </w:trPr>
         <w:tc>
           <w:tcPr>
-            <w:tcW w:type="dxa" w:w="2760"/>
+            <w:tcW w:type="dxa" w:w="2070"/>
+            <w:shd w:val="clear" w:color="auto" w:fill="F3F3F5"/>
             <w:vAlign w:val="center"/>
           </w:tcPr>
-          <w:p/>
+          <w:p>
+            <w:pPr>
+              <w:spacing w:before="0" w:after="0"/>
+              <w:jc w:val="center"/>
+            </w:pPr>
+            <w:r>
+              <w:rPr>
+                <w:b/>
+                <w:color w:val="2F3741"/>
+                <w:sz w:val="19"/>
+              </w:rPr>
+              <w:t>기 간</w:t>
+            </w:r>
+          </w:p>
+        </w:tc>
+        <w:tc>
+          <w:tcPr>
+            <w:tcW w:type="dxa" w:w="4140"/>
+            <w:shd w:val="clear" w:color="auto" w:fill="F3F3F5"/>
+            <w:vAlign w:val="center"/>
+          </w:tcPr>
+          <w:p>
+            <w:pPr>
+              <w:spacing w:before="0" w:after="0"/>
+              <w:jc w:val="center"/>
+            </w:pPr>
+            <w:r>
+              <w:rPr>
+                <w:b/>
+                <w:color w:val="2F3741"/>
+                <w:sz w:val="19"/>
+              </w:rPr>
+              <w:t>학교명</w:t>
+            </w:r>
+          </w:p>
+        </w:tc>
+        <w:tc>
+          <w:tcPr>
+            <w:tcW w:type="dxa" w:w="4140"/>
+            <w:shd w:val="clear" w:color="auto" w:fill="F3F3F5"/>
+            <w:vAlign w:val="center"/>
+          </w:tcPr>
+          <w:p>
+            <w:pPr>
+              <w:spacing w:before="0" w:after="0"/>
+              <w:jc w:val="center"/>
+            </w:pPr>
+            <w:r>
+              <w:rPr>
+                <w:b/>
+                <w:color w:val="2F3741"/>
+                <w:sz w:val="19"/>
+              </w:rPr>
+              <w:t>전 공</w:t>
+            </w:r>
+          </w:p>
+        </w:tc>
+      </w:tr>
+      <w:tr>
+        <w:trPr>
+          <w:trHeight w:val="465" w:hRule="atLeast"/>
+          <w:cantSplit/>
+        </w:trPr>
+        <w:tc>
+          <w:tcPr>
+            <w:tcW w:type="dxa" w:w="2070"/>
+            <w:vAlign w:val="center"/>
+          </w:tcPr>
+          <w:p>
+            <w:pPr>
+              <w:spacing w:before="0" w:after="0"/>
+              <w:jc w:val="left"/>
+            </w:pPr>
+            <w:r>
+              <w:rPr>
+                <w:color w:val="A9B0B8"/>
+                <w:sz w:val="16"/>
+              </w:rPr>
+              <w:t>예) 2022.03 ~ 2024.02</w:t>
+            </w:r>
+          </w:p>
+        </w:tc>
+        <w:tc>
+          <w:tcPr>
+            <w:tcW w:type="dxa" w:w="4140"/>
+            <w:vAlign w:val="center"/>
+          </w:tcPr>
+          <w:p>
+            <w:pPr>
+              <w:spacing w:before="0" w:after="0"/>
+              <w:jc w:val="left"/>
+            </w:pPr>
+            <w:r>
+              <w:rPr>
+                <w:color w:val="A9B0B8"/>
+                <w:sz w:val="16"/>
+              </w:rPr>
+              <w:t>○○대학교</w:t>
+            </w:r>
+          </w:p>
+        </w:tc>
+        <w:tc>
+          <w:tcPr>
+            <w:tcW w:type="dxa" w:w="4140"/>
+            <w:vAlign w:val="center"/>
+          </w:tcPr>
+          <w:p>
+            <w:pPr>
+              <w:spacing w:before="0" w:after="0"/>
+              <w:jc w:val="left"/>
+            </w:pPr>
+            <w:r>
+              <w:rPr>
+                <w:color w:val="A9B0B8"/>
+                <w:sz w:val="16"/>
+              </w:rPr>
+              <w:t>○○학과 (학점 3.8/4.5)</w:t>
+            </w:r>
+          </w:p>
         </w:tc>
       </w:tr>
       <w:tr>
@@ -556,21 +718,14 @@
         </w:tc>
         <w:tc>
           <w:tcPr>
-            <w:tcW w:type="dxa" w:w="2760"/>
+            <w:tcW w:type="dxa" w:w="4140"/>
             <w:vAlign w:val="center"/>
           </w:tcPr>
           <w:p/>
         </w:tc>
         <w:tc>
           <w:tcPr>
-            <w:tcW w:type="dxa" w:w="2760"/>
-            <w:vAlign w:val="center"/>
-          </w:tcPr>
-          <w:p/>
-        </w:tc>
-        <w:tc>
-          <w:tcPr>
-            <w:tcW w:type="dxa" w:w="2760"/>
+            <w:tcW w:type="dxa" w:w="4140"/>
             <w:vAlign w:val="center"/>
           </w:tcPr>
           <w:p/>
@@ -731,7 +886,19 @@
             <w:tcW w:type="dxa" w:w="2070"/>
             <w:vAlign w:val="center"/>
           </w:tcPr>
-          <w:p/>
+          <w:p>
+            <w:pPr>
+              <w:spacing w:before="0" w:after="0"/>
+              <w:jc w:val="left"/>
+            </w:pPr>
+            <w:r>
+              <w:rPr>
+                <w:color w:val="A9B0B8"/>
+                <w:sz w:val="16"/>
+              </w:rPr>
+              <w:t>예) 2022.03 ~ 2024.02</w:t>
+            </w:r>
+          </w:p>
         </w:tc>
         <w:tc>
           <w:tcPr>
@@ -752,7 +919,19 @@
             <w:tcW w:type="dxa" w:w="2760"/>
             <w:vAlign w:val="center"/>
           </w:tcPr>
-          <w:p/>
+          <w:p>
+            <w:pPr>
+              <w:spacing w:before="0" w:after="0"/>
+              <w:jc w:val="left"/>
+            </w:pPr>
+            <w:r>
+              <w:rPr>
+                <w:color w:val="A9B0B8"/>
+                <w:sz w:val="16"/>
+              </w:rPr>
+              <w:t>맡은 일 + 숫자 성과</w:t>
+            </w:r>
+          </w:p>
         </w:tc>
       </w:tr>
       <w:tr>
@@ -1001,7 +1180,7 @@
           <w:color w:val="545F6E"/>
           <w:sz w:val="17"/>
         </w:rPr>
-        <w:t>education</w:t>
+        <w:t>certificates</w:t>
       </w:r>
       <w:r>
         <w:rPr>
@@ -1010,7 +1189,7 @@
           <w:color w:val="2F3741"/>
           <w:sz w:val="22"/>
         </w:rPr>
-        <w:t xml:space="preserve">   안전 · 교육 이수</w:t>
+        <w:t xml:space="preserve">   기능 · 기술 자격</w:t>
       </w:r>
     </w:p>
     <w:tbl>
@@ -1036,8 +1215,9 @@
       </w:tblPr>
       <w:tblGrid>
         <w:gridCol w:w="2070"/>
-        <w:gridCol w:w="4140"/>
-        <w:gridCol w:w="4140"/>
+        <w:gridCol w:w="2760"/>
+        <w:gridCol w:w="2760"/>
+        <w:gridCol w:w="2760"/>
       </w:tblGrid>
       <w:tr>
         <w:trPr>
@@ -1061,13 +1241,13 @@
                 <w:color w:val="2F3741"/>
                 <w:sz w:val="19"/>
               </w:rPr>
-              <w:t>일 자</w:t>
+              <w:t>취득일</w:t>
             </w:r>
           </w:p>
         </w:tc>
         <w:tc>
           <w:tcPr>
-            <w:tcW w:type="dxa" w:w="4140"/>
+            <w:tcW w:type="dxa" w:w="2760"/>
             <w:shd w:val="clear" w:color="auto" w:fill="F3F3F5"/>
             <w:vAlign w:val="center"/>
           </w:tcPr>
@@ -1082,13 +1262,13 @@
                 <w:color w:val="2F3741"/>
                 <w:sz w:val="19"/>
               </w:rPr>
-              <w:t>교육명</w:t>
+              <w:t>자격명</w:t>
             </w:r>
           </w:p>
         </w:tc>
         <w:tc>
           <w:tcPr>
-            <w:tcW w:type="dxa" w:w="4140"/>
+            <w:tcW w:type="dxa" w:w="2760"/>
             <w:shd w:val="clear" w:color="auto" w:fill="F3F3F5"/>
             <w:vAlign w:val="center"/>
           </w:tcPr>
@@ -1103,7 +1283,28 @@
                 <w:color w:val="2F3741"/>
                 <w:sz w:val="19"/>
               </w:rPr>
-              <w:t>기 관</w:t>
+              <w:t>발급 기관</w:t>
+            </w:r>
+          </w:p>
+        </w:tc>
+        <w:tc>
+          <w:tcPr>
+            <w:tcW w:type="dxa" w:w="2760"/>
+            <w:shd w:val="clear" w:color="auto" w:fill="F3F3F5"/>
+            <w:vAlign w:val="center"/>
+          </w:tcPr>
+          <w:p>
+            <w:pPr>
+              <w:spacing w:before="0" w:after="0"/>
+              <w:jc w:val="center"/>
+            </w:pPr>
+            <w:r>
+              <w:rPr>
+                <w:b/>
+                <w:color w:val="2F3741"/>
+                <w:sz w:val="19"/>
+              </w:rPr>
+              <w:t>등 급</w:t>
             </w:r>
           </w:p>
         </w:tc>
@@ -1118,18 +1319,61 @@
             <w:tcW w:type="dxa" w:w="2070"/>
             <w:vAlign w:val="center"/>
           </w:tcPr>
-          <w:p/>
+          <w:p>
+            <w:pPr>
+              <w:spacing w:before="0" w:after="0"/>
+              <w:jc w:val="left"/>
+            </w:pPr>
+            <w:r>
+              <w:rPr>
+                <w:color w:val="A9B0B8"/>
+                <w:sz w:val="16"/>
+              </w:rPr>
+              <w:t>예) 2023.05.</w:t>
+            </w:r>
+          </w:p>
         </w:tc>
         <w:tc>
           <w:tcPr>
-            <w:tcW w:type="dxa" w:w="4140"/>
+            <w:tcW w:type="dxa" w:w="2760"/>
             <w:vAlign w:val="center"/>
           </w:tcPr>
-          <w:p/>
+          <w:p>
+            <w:pPr>
+              <w:spacing w:before="0" w:after="0"/>
+              <w:jc w:val="left"/>
+            </w:pPr>
+            <w:r>
+              <w:rPr>
+                <w:color w:val="A9B0B8"/>
+                <w:sz w:val="16"/>
+              </w:rPr>
+              <w:t>○○ 자격증</w:t>
+            </w:r>
+          </w:p>
         </w:tc>
         <w:tc>
           <w:tcPr>
-            <w:tcW w:type="dxa" w:w="4140"/>
+            <w:tcW w:type="dxa" w:w="2760"/>
+            <w:vAlign w:val="center"/>
+          </w:tcPr>
+          <w:p>
+            <w:pPr>
+              <w:spacing w:before="0" w:after="0"/>
+              <w:jc w:val="left"/>
+            </w:pPr>
+            <w:r>
+              <w:rPr>
+                <w:color w:val="A9B0B8"/>
+                <w:sz w:val="16"/>
+              </w:rPr>
+              <w:t>○○공단</w:t>
+            </w:r>
+          </w:p>
+        </w:tc>
+        <w:tc>
+          <w:tcPr>
+            <w:tcW w:type="dxa" w:w="2760"/>
             <w:vAlign w:val="center"/>
           </w:tcPr>
           <w:p/>
@@ -1149,164 +1393,21 @@
         </w:tc>
         <w:tc>
           <w:tcPr>
-            <w:tcW w:type="dxa" w:w="4140"/>
+            <w:tcW w:type="dxa" w:w="2760"/>
             <w:vAlign w:val="center"/>
           </w:tcPr>
           <w:p/>
         </w:tc>
         <w:tc>
           <w:tcPr>
-            <w:tcW w:type="dxa" w:w="4140"/>
-            <w:vAlign w:val="center"/>
-          </w:tcPr>
-          <w:p/>
-        </w:tc>
-      </w:tr>
-    </w:tbl>
-    <w:p>
-      <w:pPr>
-        <w:keepNext/>
-        <w:pBdr>
-          <w:bottom w:val="single" w:sz="6" w:space="3" w:color="C7CBD1"/>
-        </w:pBdr>
-        <w:spacing w:before="240" w:after="80"/>
-        <w:jc w:val="left"/>
-      </w:pPr>
-      <w:r>
-        <w:rPr>
-          <w:b/>
-          <w:color w:val="545F6E"/>
-          <w:sz w:val="17"/>
-        </w:rPr>
-        <w:t>education</w:t>
-      </w:r>
-      <w:r>
-        <w:rPr>
-          <w:rFonts w:ascii="맑은 고딕" w:hAnsi="맑은 고딕" w:eastAsia="맑은 고딕" w:cs="맑은 고딕"/>
-          <w:b/>
-          <w:color w:val="2F3741"/>
-          <w:sz w:val="22"/>
-        </w:rPr>
-        <w:t xml:space="preserve">   학 력</w:t>
-      </w:r>
-    </w:p>
-    <w:tbl>
-      <w:tblPr>
-        <w:tblW w:w="10350" w:type="dxa"/>
-        <w:jc w:val="left"/>
-        <w:tblBorders>
-          <w:top w:val="single" w:sz="4" w:space="0" w:color="C7CBD1"/>
-          <w:left w:val="single" w:sz="4" w:space="0" w:color="C7CBD1"/>
-          <w:bottom w:val="single" w:sz="4" w:space="0" w:color="C7CBD1"/>
-          <w:right w:val="single" w:sz="4" w:space="0" w:color="C7CBD1"/>
-          <w:insideH w:val="single" w:sz="4" w:space="0" w:color="C7CBD1"/>
-          <w:insideV w:val="single" w:sz="4" w:space="0" w:color="C7CBD1"/>
-        </w:tblBorders>
-        <w:tblLayout w:type="fixed"/>
-        <w:tblCellMar>
-          <w:top w:w="40" w:type="dxa"/>
-          <w:left w:w="80" w:type="dxa"/>
-          <w:bottom w:w="40" w:type="dxa"/>
-          <w:right w:w="80" w:type="dxa"/>
-        </w:tblCellMar>
-        <w:tblLook w:firstColumn="1" w:firstRow="1" w:lastColumn="0" w:lastRow="0" w:noHBand="0" w:noVBand="1" w:val="04A0"/>
-      </w:tblPr>
-      <w:tblGrid>
-        <w:gridCol w:w="2070"/>
-        <w:gridCol w:w="4140"/>
-        <w:gridCol w:w="4140"/>
-      </w:tblGrid>
-      <w:tr>
-        <w:trPr>
-          <w:trHeight w:val="420" w:hRule="atLeast"/>
-          <w:cantSplit/>
-        </w:trPr>
-        <w:tc>
-          <w:tcPr>
-            <w:tcW w:type="dxa" w:w="2070"/>
-            <w:shd w:val="clear" w:color="auto" w:fill="F3F3F5"/>
-            <w:vAlign w:val="center"/>
-          </w:tcPr>
-          <w:p>
-            <w:pPr>
-              <w:spacing w:before="0" w:after="0"/>
-              <w:jc w:val="center"/>
-            </w:pPr>
-            <w:r>
-              <w:rPr>
-                <w:b/>
-                <w:color w:val="2F3741"/>
-                <w:sz w:val="19"/>
-              </w:rPr>
-              <w:t>기 간</w:t>
-            </w:r>
-          </w:p>
-        </w:tc>
-        <w:tc>
-          <w:tcPr>
-            <w:tcW w:type="dxa" w:w="4140"/>
-            <w:shd w:val="clear" w:color="auto" w:fill="F3F3F5"/>
-            <w:vAlign w:val="center"/>
-          </w:tcPr>
-          <w:p>
-            <w:pPr>
-              <w:spacing w:before="0" w:after="0"/>
-              <w:jc w:val="center"/>
-            </w:pPr>
-            <w:r>
-              <w:rPr>
-                <w:b/>
-                <w:color w:val="2F3741"/>
-                <w:sz w:val="19"/>
-              </w:rPr>
-              <w:t>학교명</w:t>
-            </w:r>
-          </w:p>
-        </w:tc>
-        <w:tc>
-          <w:tcPr>
-            <w:tcW w:type="dxa" w:w="4140"/>
-            <w:shd w:val="clear" w:color="auto" w:fill="F3F3F5"/>
-            <w:vAlign w:val="center"/>
-          </w:tcPr>
-          <w:p>
-            <w:pPr>
-              <w:spacing w:before="0" w:after="0"/>
-              <w:jc w:val="center"/>
-            </w:pPr>
-            <w:r>
-              <w:rPr>
-                <w:b/>
-                <w:color w:val="2F3741"/>
-                <w:sz w:val="19"/>
-              </w:rPr>
-              <w:t>전 공</w:t>
-            </w:r>
-          </w:p>
-        </w:tc>
-      </w:tr>
-      <w:tr>
-        <w:trPr>
-          <w:trHeight w:val="465" w:hRule="atLeast"/>
-          <w:cantSplit/>
-        </w:trPr>
-        <w:tc>
-          <w:tcPr>
-            <w:tcW w:type="dxa" w:w="2070"/>
+            <w:tcW w:type="dxa" w:w="2760"/>
             <w:vAlign w:val="center"/>
           </w:tcPr>
           <w:p/>
         </w:tc>
         <w:tc>
           <w:tcPr>
-            <w:tcW w:type="dxa" w:w="4140"/>
-            <w:vAlign w:val="center"/>
-          </w:tcPr>
-          <w:p/>
-        </w:tc>
-        <w:tc>
-          <w:tcPr>
-            <w:tcW w:type="dxa" w:w="4140"/>
+            <w:tcW w:type="dxa" w:w="2760"/>
             <w:vAlign w:val="center"/>
           </w:tcPr>
           <w:p/>
@@ -1326,14 +1427,21 @@
         </w:tc>
         <w:tc>
           <w:tcPr>
-            <w:tcW w:type="dxa" w:w="4140"/>
+            <w:tcW w:type="dxa" w:w="2760"/>
             <w:vAlign w:val="center"/>
           </w:tcPr>
           <w:p/>
         </w:tc>
         <w:tc>
           <w:tcPr>
-            <w:tcW w:type="dxa" w:w="4140"/>
+            <w:tcW w:type="dxa" w:w="2760"/>
+            <w:vAlign w:val="center"/>
+          </w:tcPr>
+          <w:p/>
+        </w:tc>
+        <w:tc>
+          <w:tcPr>
+            <w:tcW w:type="dxa" w:w="2760"/>
             <w:vAlign w:val="center"/>
           </w:tcPr>
           <w:p/>

--- a/public/fun/forms/이력서_생산·품질관리_10_JSONResume형.docx
+++ b/public/fun/forms/이력서_생산·품질관리_10_JSONResume형.docx
@@ -472,7 +472,7 @@
                 <w:color w:val="A9B0B8"/>
                 <w:sz w:val="16"/>
               </w:rPr>
-              <w:t>예) 2024.06.</w:t>
+              <w:t>예) ○○○○.○○.</w:t>
             </w:r>
           </w:p>
         </w:tc>
@@ -661,7 +661,7 @@
                 <w:color w:val="A9B0B8"/>
                 <w:sz w:val="16"/>
               </w:rPr>
-              <w:t>예) 2022.03 ~ 2024.02</w:t>
+              <w:t>예) ○○○○.○○ ~ ○○○○.○○</w:t>
             </w:r>
           </w:p>
         </w:tc>
@@ -680,7 +680,7 @@
                 <w:color w:val="A9B0B8"/>
                 <w:sz w:val="16"/>
               </w:rPr>
-              <w:t>○○대학교</w:t>
+              <w:t>학교명 입력</w:t>
             </w:r>
           </w:p>
         </w:tc>
@@ -699,7 +699,7 @@
                 <w:color w:val="A9B0B8"/>
                 <w:sz w:val="16"/>
               </w:rPr>
-              <w:t>○○학과 (학점 3.8/4.5)</w:t>
+              <w:t>○○학과 (학점 입력)</w:t>
             </w:r>
           </w:p>
         </w:tc>
@@ -896,7 +896,7 @@
                 <w:color w:val="A9B0B8"/>
                 <w:sz w:val="16"/>
               </w:rPr>
-              <w:t>예) 2022.03 ~ 2024.02</w:t>
+              <w:t>예) ○○○○.○○ ~ ○○○○.○○</w:t>
             </w:r>
           </w:p>
         </w:tc>
@@ -1329,7 +1329,7 @@
                 <w:color w:val="A9B0B8"/>
                 <w:sz w:val="16"/>
               </w:rPr>
-              <w:t>예) 2023.05.</w:t>
+              <w:t>예) ○○○○.○○.</w:t>
             </w:r>
           </w:p>
         </w:tc>
@@ -1858,7 +1858,7 @@
                 <w:color w:val="545F6E"/>
                 <w:sz w:val="19"/>
               </w:rPr>
-              <w:t>2020~현재 · ○○제조 조립 라인 · 공정 불량률 2.4% → 0.9%, 설비 가동률 +6%p</w:t>
+              <w:t>기간 입력 · ○○제조 조립 라인 · 공정 불량률 2.4% → 0.9%, 설비 가동률 +6%p</w:t>
             </w:r>
           </w:p>
         </w:tc>
